--- a/Documento de Visão - Template.docx
+++ b/Documento de Visão - Template.docx
@@ -3397,6 +3397,26 @@
           <w:i w:val="false"/>
           <w:iCs w:val="false"/>
         </w:rPr>
+      </w:r>
+    </w:p>
+    <w:p>
+      <w:pPr>
+        <w:pStyle w:val="normal1"/>
+        <w:ind w:firstLine="720" w:start="720"/>
+        <w:rPr>
+          <w:b/>
+          <w:bCs/>
+          <w:i w:val="false"/>
+          <w:iCs w:val="false"/>
+        </w:rPr>
+      </w:pPr>
+      <w:r>
+        <w:rPr>
+          <w:b/>
+          <w:bCs/>
+          <w:i w:val="false"/>
+          <w:iCs w:val="false"/>
+        </w:rPr>
         <w:t>Ajuda/Ajudas</w:t>
       </w:r>
       <w:r>
@@ -3444,13 +3464,65 @@
         <w:pStyle w:val="normal1"/>
         <w:ind w:firstLine="720" w:start="720"/>
         <w:rPr>
-          <w:i/>
-        </w:rPr>
-      </w:pPr>
-      <w:r>
-        <w:rPr>
-          <w:i/>
-        </w:rPr>
+          <w:b/>
+          <w:bCs/>
+          <w:i w:val="false"/>
+          <w:iCs w:val="false"/>
+        </w:rPr>
+      </w:pPr>
+      <w:r>
+        <w:rPr>
+          <w:b/>
+          <w:bCs/>
+          <w:i w:val="false"/>
+          <w:iCs w:val="false"/>
+        </w:rPr>
+        <w:t>HTML</w:t>
+      </w:r>
+      <w:r>
+        <w:rPr>
+          <w:b w:val="false"/>
+          <w:bCs w:val="false"/>
+          <w:i w:val="false"/>
+          <w:iCs w:val="false"/>
+        </w:rPr>
+        <w:t xml:space="preserve">: Hyper Text Markup Language, </w:t>
+      </w:r>
+      <w:r>
+        <w:rPr>
+          <w:b w:val="false"/>
+          <w:bCs w:val="false"/>
+          <w:i w:val="false"/>
+          <w:iCs w:val="false"/>
+        </w:rPr>
+        <w:t>l</w:t>
+      </w:r>
+      <w:r>
+        <w:rPr>
+          <w:b w:val="false"/>
+          <w:bCs w:val="false"/>
+          <w:i w:val="false"/>
+          <w:iCs w:val="false"/>
+        </w:rPr>
+        <w:t xml:space="preserve">inguagem </w:t>
+      </w:r>
+      <w:r>
+        <w:rPr>
+          <w:b w:val="false"/>
+          <w:bCs w:val="false"/>
+          <w:i w:val="false"/>
+          <w:iCs w:val="false"/>
+        </w:rPr>
+        <w:t>m</w:t>
+      </w:r>
+      <w:r>
+        <w:rPr>
+          <w:b w:val="false"/>
+          <w:bCs w:val="false"/>
+          <w:i w:val="false"/>
+          <w:iCs w:val="false"/>
+        </w:rPr>
+        <w:t>arkdown para web</w:t>
       </w:r>
     </w:p>
     <w:p>
@@ -3458,14 +3530,38 @@
         <w:pStyle w:val="normal1"/>
         <w:ind w:firstLine="720" w:start="720"/>
         <w:rPr>
-          <w:i/>
-        </w:rPr>
-      </w:pPr>
-      <w:r>
-        <w:rPr>
-          <w:i/>
-        </w:rPr>
-        <w:t>&lt;Define todos os termos, acrônimos e abreviações necessários para interpretar a visão corretamente.&gt;</w:t>
+          <w:b/>
+          <w:bCs/>
+          <w:i w:val="false"/>
+          <w:iCs w:val="false"/>
+        </w:rPr>
+      </w:pPr>
+      <w:r>
+        <w:rPr>
+          <w:b/>
+          <w:bCs/>
+          <w:i w:val="false"/>
+          <w:iCs w:val="false"/>
+        </w:rPr>
+        <w:t xml:space="preserve">CSS: </w:t>
+      </w:r>
+      <w:r>
+        <w:rPr>
+          <w:b w:val="false"/>
+          <w:bCs w:val="false"/>
+          <w:i w:val="false"/>
+          <w:iCs w:val="false"/>
+        </w:rPr>
+        <w:t xml:space="preserve">Cascading Style Sheets, </w:t>
+      </w:r>
+      <w:r>
+        <w:rPr>
+          <w:b w:val="false"/>
+          <w:bCs w:val="false"/>
+          <w:i w:val="false"/>
+          <w:iCs w:val="false"/>
+        </w:rPr>
+        <w:t>linguagem para estilizar a página</w:t>
       </w:r>
     </w:p>
     <w:p>
